--- a/public/gallery/examples/account-executive/nl/resume.docx
+++ b/public/gallery/examples/account-executive/nl/resume.docx
@@ -66,7 +66,7 @@
         </w:rPr>
         <w:t xml:space="preserve">📧 </w:t>
       </w:r>
-      <w:hyperlink w:history="1" r:id="rIdr2ialznemftk0-jhpubdj">
+      <w:hyperlink w:history="1" r:id="rIdyqno9b3s-x82pcctbnwxj">
         <w:r>
           <w:rPr>
             <w:sz w:val="18"/>
@@ -89,7 +89,7 @@
         </w:rPr>
         <w:t xml:space="preserve">🔗 </w:t>
       </w:r>
-      <w:hyperlink w:history="1" r:id="rIdu5nx-xpemtvzeiljze7vn">
+      <w:hyperlink w:history="1" r:id="rIdh7-tej8apmrr0qe3rqgjt">
         <w:r>
           <w:rPr>
             <w:sz w:val="18"/>
@@ -124,7 +124,7 @@
         <w:spacing w:after="200" w:line="276"/>
         <w:jc w:val="center"/>
       </w:pPr>
-      <w:hyperlink w:history="1" r:id="rIdsijwrk0vhakqztmi14vzt">
+      <w:hyperlink w:history="1" r:id="rId0irwlyiejsoz47hcnwpt4">
         <w:r>
           <w:rPr>
             <w:sz w:val="18"/>
@@ -140,7 +140,7 @@
         </w:rPr>
         <w:t xml:space="preserve"> • </w:t>
       </w:r>
-      <w:hyperlink w:history="1" r:id="rIdajkhxragul6z8e4ylr2rj">
+      <w:hyperlink w:history="1" r:id="rIdpy7sk5bzjqldaencacgfm">
         <w:r>
           <w:rPr>
             <w:sz w:val="18"/>
@@ -287,7 +287,7 @@
         </w:rPr>
         <w:t xml:space="preserve">	</w:t>
       </w:r>
-      <w:hyperlink w:history="1" r:id="rIdu8knosp32hze74xw199dq">
+      <w:hyperlink w:history="1" r:id="rIdwdtrq6jbbxwqkrnjntkqx">
         <w:r>
           <w:rPr>
             <w:sz w:val="18"/>
@@ -412,7 +412,7 @@
         </w:rPr>
         <w:t xml:space="preserve">	</w:t>
       </w:r>
-      <w:hyperlink w:history="1" r:id="rIdrbyetd4ybracmw8donhlt">
+      <w:hyperlink w:history="1" r:id="rIdcwuik6u_qy2yz6irjgmqh">
         <w:r>
           <w:rPr>
             <w:sz w:val="18"/>
@@ -556,7 +556,7 @@
         </w:rPr>
         <w:t xml:space="preserve">	</w:t>
       </w:r>
-      <w:hyperlink w:history="1" r:id="rIdifff6ey7tuoviqspzndw8">
+      <w:hyperlink w:history="1" r:id="rId3hujkl86ggtpseecyyatk">
         <w:r>
           <w:rPr>
             <w:sz w:val="18"/>
@@ -738,7 +738,7 @@
         </w:rPr>
         <w:t xml:space="preserve">	</w:t>
       </w:r>
-      <w:hyperlink w:history="1" r:id="rIdqmix-t-cri1d-1kdvf4hj">
+      <w:hyperlink w:history="1" r:id="rIdi7ut0-zwjrsgj0vecykl1">
         <w:r>
           <w:rPr>
             <w:sz w:val="18"/>
@@ -901,7 +901,7 @@
         </w:rPr>
         <w:t xml:space="preserve">	</w:t>
       </w:r>
-      <w:hyperlink w:history="1" r:id="rIdqd_vs8z2hwopeu3rz7suz">
+      <w:hyperlink w:history="1" r:id="rIdtqy3u-oucauh9yvplyxc1">
         <w:r>
           <w:rPr>
             <w:sz w:val="18"/>
@@ -1308,7 +1308,7 @@
         </w:rPr>
         <w:t xml:space="preserve">	</w:t>
       </w:r>
-      <w:hyperlink w:history="1" r:id="rIdbpv9y51lm9ggeuspeoix2">
+      <w:hyperlink w:history="1" r:id="rIda4rrog1fkznlnwkcp-rue">
         <w:r>
           <w:rPr>
             <w:sz w:val="18"/>
@@ -1374,7 +1374,7 @@
         </w:rPr>
         <w:t xml:space="preserve">	</w:t>
       </w:r>
-      <w:hyperlink w:history="1" r:id="rId0pdre8mg-xf5ikumrywfg">
+      <w:hyperlink w:history="1" r:id="rId3heguxebjiewunm9nml7z">
         <w:r>
           <w:rPr>
             <w:sz w:val="18"/>
@@ -1459,7 +1459,7 @@
         </w:rPr>
         <w:t xml:space="preserve">	</w:t>
       </w:r>
-      <w:hyperlink w:history="1" r:id="rIdzuxptff5mbhihhxuqngu5">
+      <w:hyperlink w:history="1" r:id="rIdi9fpkzkey6zh0abwryoj5">
         <w:r>
           <w:rPr>
             <w:sz w:val="18"/>
@@ -1683,7 +1683,7 @@
         </w:rPr>
         <w:t xml:space="preserve">	</w:t>
       </w:r>
-      <w:hyperlink w:history="1" r:id="rIdwl4brnfgrtkflzlkommw_">
+      <w:hyperlink w:history="1" r:id="rIdzuxdwhjmbiva9f8cvuu0z">
         <w:r>
           <w:rPr>
             <w:sz w:val="18"/>
